--- a/public/temas/ejercicio-1/ESQUEMA TEMA 18.docx
+++ b/public/temas/ejercicio-1/ESQUEMA TEMA 18.docx
@@ -335,7 +335,7 @@
           <w:b/>
           <w:sz w:val="22"/>
         </w:rPr>
-        <w:t>RD 559/2010</w:t>
+        <w:t>Real Decreto 559/2010</w:t>
       </w:r>
       <w:r>
         <w:rPr>
@@ -357,7 +357,7 @@
           <w:b/>
           <w:sz w:val="22"/>
         </w:rPr>
-        <w:t>RD 1072/2015</w:t>
+        <w:t>Real Decreto 1072/2015</w:t>
       </w:r>
       <w:r>
         <w:rPr>
@@ -416,7 +416,7 @@
           <w:b/>
           <w:sz w:val="22"/>
         </w:rPr>
-        <w:t>RD 1468/1988</w:t>
+        <w:t>Real Decreto 1468/1988</w:t>
       </w:r>
       <w:r>
         <w:rPr>
@@ -480,7 +480,7 @@
           <w:b/>
           <w:sz w:val="22"/>
         </w:rPr>
-        <w:t>RD 1406/1989</w:t>
+        <w:t>Real Decreto 1406/1989</w:t>
       </w:r>
       <w:r>
         <w:rPr>
@@ -502,7 +502,7 @@
           <w:b/>
           <w:sz w:val="22"/>
         </w:rPr>
-        <w:t>RD 330/2008</w:t>
+        <w:t>Real Decreto 330/2008</w:t>
       </w:r>
       <w:r>
         <w:rPr>
@@ -575,7 +575,7 @@
           <w:b/>
           <w:sz w:val="22"/>
         </w:rPr>
-        <w:t>RD 993/2022</w:t>
+        <w:t>Real Decreto 993/2022</w:t>
       </w:r>
       <w:r>
         <w:rPr>
@@ -699,7 +699,7 @@
           <w:rFonts w:ascii="Cambria" w:hAnsi="Cambria" w:cs="Cambria" w:eastAsia="Cambria"/>
           <w:sz w:val="22"/>
         </w:rPr>
-        <w:t>: deroga la Directiva 2001/95/CE (RD 1801/2003 sin efecto autónomo)</w:t>
+        <w:t>: deroga la Directiva 2001/95/CE (Real Decreto 1801/2003 sin efecto autónomo)</w:t>
       </w:r>
     </w:p>
     <w:p>
@@ -721,7 +721,7 @@
           <w:b/>
           <w:sz w:val="22"/>
         </w:rPr>
-        <w:t>13-12-2024</w:t>
+        <w:t>13 de diciembre de 2024</w:t>
       </w:r>
       <w:r>
         <w:rPr>
@@ -1221,7 +1221,7 @@
           <w:b/>
           <w:sz w:val="22"/>
         </w:rPr>
-        <w:t>RD 1801/2003</w:t>
+        <w:t>Real Decreto 1801/2003</w:t>
       </w:r>
       <w:r>
         <w:rPr>
@@ -1243,7 +1243,7 @@
           <w:b/>
           <w:sz w:val="22"/>
         </w:rPr>
-        <w:t>RD 330/2008 y Orden PJC/161/2026</w:t>
+        <w:t>Real Decreto 330/2008 y Orden PJC/161/2026</w:t>
       </w:r>
       <w:r>
         <w:rPr>
@@ -1279,7 +1279,7 @@
           <w:b/>
           <w:sz w:val="22"/>
         </w:rPr>
-        <w:t>RD 841/1985</w:t>
+        <w:t>Real Decreto 841/1985</w:t>
       </w:r>
       <w:r>
         <w:rPr>
@@ -1346,7 +1346,7 @@
           <w:b/>
           <w:sz w:val="22"/>
         </w:rPr>
-        <w:t>6-8-2026</w:t>
+        <w:t>6 de agosto de 2026</w:t>
       </w:r>
     </w:p>
     <w:p>
@@ -1433,7 +1433,7 @@
           <w:rFonts w:ascii="Cambria" w:hAnsi="Cambria" w:cs="Cambria" w:eastAsia="Cambria"/>
           <w:sz w:val="22"/>
         </w:rPr>
-        <w:t>Según RD 330/2008 y Orden PJC/161/2026:</w:t>
+        <w:t>Según Real Decreto 330/2008 y Orden PJC/161/2026:</w:t>
       </w:r>
     </w:p>
     <w:p>
@@ -1774,7 +1774,7 @@
           <w:rFonts w:ascii="Cambria" w:hAnsi="Cambria" w:cs="Cambria" w:eastAsia="Cambria"/>
           <w:sz w:val="22"/>
         </w:rPr>
-        <w:t>Procedimiento del RD 330/2008</w:t>
+        <w:t>Procedimiento del Real Decreto 330/2008</w:t>
       </w:r>
     </w:p>
     <w:p>
@@ -2047,7 +2047,7 @@
           <w:b/>
           <w:sz w:val="22"/>
         </w:rPr>
-        <w:t>RD 993/2022</w:t>
+        <w:t>Real Decreto 993/2022</w:t>
       </w:r>
       <w:r>
         <w:rPr>
@@ -2068,7 +2068,7 @@
           <w:rFonts w:ascii="Cambria" w:hAnsi="Cambria" w:cs="Cambria" w:eastAsia="Cambria"/>
           <w:sz w:val="22"/>
         </w:rPr>
-        <w:t>Control físico de AEEs: etiquetado y ausencia de sustancias restringidas (RD 219/2013)</w:t>
+        <w:t>Control físico de AEEs: etiquetado y ausencia de sustancias restringidas (Real Decreto 219/2013)</w:t>
       </w:r>
     </w:p>
     <w:p>
@@ -2459,7 +2459,7 @@
           <w:b/>
           <w:sz w:val="22"/>
         </w:rPr>
-        <w:t>RD 110/2015</w:t>
+        <w:t>Real Decreto 110/2015</w:t>
       </w:r>
       <w:r>
         <w:rPr>
@@ -2481,7 +2481,7 @@
           <w:b/>
           <w:sz w:val="22"/>
         </w:rPr>
-        <w:t>Directiva 2011/65/UE RoHS y RD 219/2013</w:t>
+        <w:t>Directiva 2011/65/UE RoHS y Real Decreto 219/2013</w:t>
       </w:r>
       <w:r>
         <w:rPr>
@@ -2548,7 +2548,7 @@
           <w:rFonts w:ascii="Cambria" w:hAnsi="Cambria" w:cs="Cambria" w:eastAsia="Cambria"/>
           <w:sz w:val="22"/>
         </w:rPr>
-        <w:t xml:space="preserve"> Baja Tensión (RD 187/2016)</w:t>
+        <w:t xml:space="preserve"> Baja Tensión (Real Decreto 187/2016)</w:t>
       </w:r>
     </w:p>
     <w:p>
@@ -2570,7 +2570,7 @@
           <w:rFonts w:ascii="Cambria" w:hAnsi="Cambria" w:cs="Cambria" w:eastAsia="Cambria"/>
           <w:sz w:val="22"/>
         </w:rPr>
-        <w:t xml:space="preserve"> CEM (RD 186/2016)</w:t>
+        <w:t xml:space="preserve"> CEM (Real Decreto 186/2016)</w:t>
       </w:r>
     </w:p>
     <w:p>
@@ -2967,7 +2967,7 @@
           <w:b/>
           <w:sz w:val="22"/>
         </w:rPr>
-        <w:t>RD 197/1988</w:t>
+        <w:t>Real Decreto 197/1988</w:t>
       </w:r>
       <w:r>
         <w:rPr>
